--- a/MAU BB TO TUNG/BAN ĐẦU/11.Biên bản nhận dạng 142-128.docx
+++ b/MAU BB TO TUNG/BAN ĐẦU/11.Biên bản nhận dạng 142-128.docx
@@ -198,7 +198,7 @@
               </wp:anchor>
             </w:drawing>
           </mc:Choice>
-          <mc:Fallback xmlns:w16du="http://schemas.microsoft.com/office/word/2023/wordml/word16du" xmlns:w16sdtfl="http://schemas.microsoft.com/office/word/2024/wordml/sdtformatlock">
+          <mc:Fallback xmlns:w16sdtfl="http://schemas.microsoft.com/office/word/2024/wordml/sdtformatlock" xmlns:w16du="http://schemas.microsoft.com/office/word/2023/wordml/word16du">
             <w:pict>
               <v:shapetype w14:anchorId="4135D37D" id="_x0000_t202" coordsize="21600,21600" o:spt="202" path="m,l,21600r21600,l21600,xe">
                 <v:stroke joinstyle="miter"/>
@@ -433,7 +433,7 @@
               </wp:anchor>
             </w:drawing>
           </mc:Choice>
-          <mc:Fallback xmlns:w16du="http://schemas.microsoft.com/office/word/2023/wordml/word16du" xmlns:w16sdtfl="http://schemas.microsoft.com/office/word/2024/wordml/sdtformatlock">
+          <mc:Fallback xmlns:w16sdtfl="http://schemas.microsoft.com/office/word/2024/wordml/sdtformatlock" xmlns:w16du="http://schemas.microsoft.com/office/word/2023/wordml/word16du">
             <w:pict>
               <v:line w14:anchorId="7A6583CA" id="Straight Connector 3" o:spid="_x0000_s1026" style="position:absolute;z-index:251659264;visibility:visible;mso-wrap-style:square;mso-width-percent:0;mso-height-percent:0;mso-wrap-distance-left:9pt;mso-wrap-distance-top:-3e-5mm;mso-wrap-distance-right:9pt;mso-wrap-distance-bottom:-3e-5mm;mso-position-horizontal:absolute;mso-position-horizontal-relative:text;mso-position-vertical:absolute;mso-position-vertical-relative:text;mso-width-percent:0;mso-height-percent:0;mso-width-relative:margin;mso-height-relative:margin" from="155pt,.95pt" to="311.7pt,.95pt" o:gfxdata="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">
                 <o:lock v:ext="edit" shapetype="f"/>
@@ -1080,6 +1080,7 @@
           <w:tab w:val="left" w:pos="5000"/>
         </w:tabs>
         <w:spacing w:after="100"/>
+        <w:jc w:val="both"/>
       </w:pPr>
       <w:r>
         <w:t>Họ tên: {doituong1_ho_va_ten}</w:t>
@@ -1094,6 +1095,7 @@
     <w:p>
       <w:pPr>
         <w:spacing w:after="100"/>
+        <w:jc w:val="both"/>
       </w:pPr>
       <w:r>
         <w:t>Tên gọi khác: {doituong1_ten_goi_khac}</w:t>
@@ -1105,6 +1107,7 @@
           <w:tab w:val="left" w:pos="1000"/>
         </w:tabs>
         <w:spacing w:after="100"/>
+        <w:jc w:val="both"/>
       </w:pPr>
       <w:r>
         <w:t>Sinh {doituong1_ngay_sinh}</w:t>
@@ -1125,6 +1128,7 @@
           <w:tab w:val="left" w:pos="1000"/>
         </w:tabs>
         <w:spacing w:after="100"/>
+        <w:jc w:val="both"/>
       </w:pPr>
       <w:r>
         <w:t>Quốc tịch: {doituong1_quoc_tich}</w:t>
@@ -1145,6 +1149,7 @@
     <w:p>
       <w:pPr>
         <w:spacing w:after="100"/>
+        <w:jc w:val="both"/>
       </w:pPr>
       <w:r>
         <w:t>Nghề nghiệp: {doituong1_nghe_nghiep}</w:t>
@@ -1153,6 +1158,7 @@
     <w:p>
       <w:pPr>
         <w:spacing w:after="100"/>
+        <w:jc w:val="both"/>
       </w:pPr>
       <w:r>
         <w:t>Số CMND/Thẻ CCCD/Thẻ CC/Hộ chiếu: {doituong1_so_cmnd}</w:t>
@@ -1173,6 +1179,7 @@
     <w:p>
       <w:pPr>
         <w:spacing w:after="100"/>
+        <w:jc w:val="both"/>
       </w:pPr>
       <w:r>
         <w:t xml:space="preserve">Nơi thường trú: {doituong1_noi_thuong_tru} </w:t>
@@ -1181,6 +1188,7 @@
     <w:p>
       <w:pPr>
         <w:spacing w:after="100"/>
+        <w:jc w:val="both"/>
       </w:pPr>
       <w:r>
         <w:t>Nơi tạm trú: {doituong1_noi_tam_tru}</w:t>
@@ -1189,6 +1197,7 @@
     <w:p>
       <w:pPr>
         <w:spacing w:after="100"/>
+        <w:jc w:val="both"/>
       </w:pPr>
       <w:r>
         <w:t>Nơi ở hiện tại: {doituong1_noi_o_hien_tai}</w:t>

--- a/MAU BB TO TUNG/BAN ĐẦU/11.Biên bản nhận dạng 142-128.docx
+++ b/MAU BB TO TUNG/BAN ĐẦU/11.Biên bản nhận dạng 142-128.docx
@@ -198,7 +198,7 @@
               </wp:anchor>
             </w:drawing>
           </mc:Choice>
-          <mc:Fallback xmlns:w16sdtfl="http://schemas.microsoft.com/office/word/2024/wordml/sdtformatlock" xmlns:w16du="http://schemas.microsoft.com/office/word/2023/wordml/word16du">
+          <mc:Fallback xmlns:w16du="http://schemas.microsoft.com/office/word/2023/wordml/word16du" xmlns:w16sdtfl="http://schemas.microsoft.com/office/word/2024/wordml/sdtformatlock">
             <w:pict>
               <v:shapetype w14:anchorId="4135D37D" id="_x0000_t202" coordsize="21600,21600" o:spt="202" path="m,l,21600r21600,l21600,xe">
                 <v:stroke joinstyle="miter"/>
@@ -433,7 +433,7 @@
               </wp:anchor>
             </w:drawing>
           </mc:Choice>
-          <mc:Fallback xmlns:w16sdtfl="http://schemas.microsoft.com/office/word/2024/wordml/sdtformatlock" xmlns:w16du="http://schemas.microsoft.com/office/word/2023/wordml/word16du">
+          <mc:Fallback xmlns:w16du="http://schemas.microsoft.com/office/word/2023/wordml/word16du" xmlns:w16sdtfl="http://schemas.microsoft.com/office/word/2024/wordml/sdtformatlock">
             <w:pict>
               <v:line w14:anchorId="7A6583CA" id="Straight Connector 3" o:spid="_x0000_s1026" style="position:absolute;z-index:251659264;visibility:visible;mso-wrap-style:square;mso-width-percent:0;mso-height-percent:0;mso-wrap-distance-left:9pt;mso-wrap-distance-top:-3e-5mm;mso-wrap-distance-right:9pt;mso-wrap-distance-bottom:-3e-5mm;mso-position-horizontal:absolute;mso-position-horizontal-relative:text;mso-position-vertical:absolute;mso-position-vertical-relative:text;mso-width-percent:0;mso-height-percent:0;mso-width-relative:margin;mso-height-relative:margin" from="155pt,.95pt" to="311.7pt,.95pt" o:gfxdata="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">
                 <o:lock v:ext="edit" shapetype="f"/>
@@ -1111,6 +1111,12 @@
       </w:pPr>
       <w:r>
         <w:t>Sinh {doituong1_ngay_sinh}</w:t>
+      </w:r>
+      <w:r>
+        <w:tab/>
+      </w:r>
+      <w:r>
+        <w:tab/>
       </w:r>
       <w:r>
         <w:tab/>
